--- a/outputs/项目综合进展报告.docx
+++ b/outputs/项目综合进展报告.docx
@@ -186,7 +186,7 @@
                 <w:b/>
                 <w:sz w:val="18"/>
               </w:rPr>
-              <w:t>SBET_m2_g</w:t>
+              <w:t>SBET</w:t>
             </w:r>
           </w:p>
         </w:tc>
@@ -248,7 +248,7 @@
                 <w:b/>
                 <w:sz w:val="18"/>
               </w:rPr>
-              <w:t>Vtotal_cm3_g</w:t>
+              <w:t>Vtotal</w:t>
             </w:r>
           </w:p>
         </w:tc>
@@ -310,7 +310,7 @@
                 <w:b/>
                 <w:sz w:val="18"/>
               </w:rPr>
-              <w:t>Vmicro_cm3_g</w:t>
+              <w:t>Vmicro</w:t>
             </w:r>
           </w:p>
         </w:tc>
@@ -351,68 +351,6 @@
                 <w:sz w:val="18"/>
               </w:rPr>
               <w:t>IterativeImputer (BayesianRidge, max_iter=20)，物理约束Vmicro≤Vtotal</w:t>
-            </w:r>
-          </w:p>
-        </w:tc>
-      </w:tr>
-      <w:tr>
-        <w:tc>
-          <w:tcPr>
-            <w:tcW w:type="dxa" w:w="2880"/>
-          </w:tcPr>
-          <w:p>
-            <w:pPr>
-              <w:jc w:val="center"/>
-            </w:pPr>
-            <w:r/>
-            <w:r>
-              <w:rPr>
-                <w:rFonts w:eastAsia="宋体"/>
-                <w:rFonts w:ascii="Times New Roman" w:hAnsi="Times New Roman"/>
-                <w:b/>
-                <w:sz w:val="18"/>
-              </w:rPr>
-              <w:t>MgO_crystallite_size_nm</w:t>
-            </w:r>
-          </w:p>
-        </w:tc>
-        <w:tc>
-          <w:tcPr>
-            <w:tcW w:type="dxa" w:w="2880"/>
-          </w:tcPr>
-          <w:p>
-            <w:pPr>
-              <w:jc w:val="center"/>
-            </w:pPr>
-            <w:r/>
-            <w:r>
-              <w:rPr>
-                <w:rFonts w:eastAsia="宋体"/>
-                <w:rFonts w:ascii="Times New Roman" w:hAnsi="Times New Roman"/>
-                <w:b w:val="0"/>
-                <w:sz w:val="18"/>
-              </w:rPr>
-              <w:t>72.1%</w:t>
-            </w:r>
-          </w:p>
-        </w:tc>
-        <w:tc>
-          <w:tcPr>
-            <w:tcW w:type="dxa" w:w="2880"/>
-          </w:tcPr>
-          <w:p>
-            <w:pPr>
-              <w:jc w:val="center"/>
-            </w:pPr>
-            <w:r/>
-            <w:r>
-              <w:rPr>
-                <w:rFonts w:eastAsia="宋体"/>
-                <w:rFonts w:ascii="Times New Roman" w:hAnsi="Times New Roman"/>
-                <w:b w:val="0"/>
-                <w:sz w:val="18"/>
-              </w:rPr>
-              <w:t>删除该特征（缺失率过高）</w:t>
             </w:r>
           </w:p>
         </w:tc>
@@ -526,7 +464,7 @@
                 <w:b/>
                 <w:sz w:val="18"/>
               </w:rPr>
-              <w:t>Vmeso_cm3_g</w:t>
+              <w:t>Vmeso</w:t>
             </w:r>
           </w:p>
         </w:tc>
@@ -546,7 +484,7 @@
                 <w:b w:val="0"/>
                 <w:sz w:val="18"/>
               </w:rPr>
-              <w:t>Vtotal - Vmicro</w:t>
+              <w:t>Vtotal − Vmicro</w:t>
             </w:r>
           </w:p>
         </w:tc>
@@ -588,7 +526,7 @@
                 <w:b/>
                 <w:sz w:val="18"/>
               </w:rPr>
-              <w:t>microporosity</w:t>
+              <w:t>Microporosity</w:t>
             </w:r>
           </w:p>
         </w:tc>
@@ -650,7 +588,7 @@
                 <w:b/>
                 <w:sz w:val="18"/>
               </w:rPr>
-              <w:t>MgO_surface_density</w:t>
+              <w:t>MgO Surface Density</w:t>
             </w:r>
           </w:p>
         </w:tc>
@@ -670,7 +608,7 @@
                 <w:b w:val="0"/>
                 <w:sz w:val="18"/>
               </w:rPr>
-              <w:t>MgO_mass_ratio / (SBET / 1000)</w:t>
+              <w:t>MgO Mass Ratio / (SBET / 1000)</w:t>
             </w:r>
           </w:p>
         </w:tc>
@@ -712,7 +650,7 @@
                 <w:b/>
                 <w:sz w:val="18"/>
               </w:rPr>
-              <w:t>T_lnP</w:t>
+              <w:t>T·ln(P)</w:t>
             </w:r>
           </w:p>
         </w:tc>
@@ -732,7 +670,7 @@
                 <w:b w:val="0"/>
                 <w:sz w:val="18"/>
               </w:rPr>
-              <w:t>T × ln(pressure + 0.01)</w:t>
+              <w:t>Temperature × ln(Pressure + 0.01)</w:t>
             </w:r>
           </w:p>
         </w:tc>
@@ -774,7 +712,7 @@
                 <w:b/>
                 <w:sz w:val="18"/>
               </w:rPr>
-              <w:t>inv_T_K</w:t>
+              <w:t>1/T</w:t>
             </w:r>
           </w:p>
         </w:tc>
@@ -794,7 +732,7 @@
                 <w:b w:val="0"/>
                 <w:sz w:val="18"/>
               </w:rPr>
-              <w:t>1 / (T + 273.15)</w:t>
+              <w:t>1 / (Temperature + 273.15)</w:t>
             </w:r>
           </w:p>
         </w:tc>
@@ -1684,7 +1622,7 @@
                 <w:b w:val="0"/>
                 <w:sz w:val="18"/>
               </w:rPr>
-              <w:t>0.9692</w:t>
+              <w:t>0.9736</w:t>
             </w:r>
           </w:p>
         </w:tc>
@@ -1704,7 +1642,7 @@
                 <w:b w:val="0"/>
                 <w:sz w:val="18"/>
               </w:rPr>
-              <w:t>0.0103</w:t>
+              <w:t>0.0094</w:t>
             </w:r>
           </w:p>
         </w:tc>
@@ -1724,7 +1662,7 @@
                 <w:b w:val="0"/>
                 <w:sz w:val="18"/>
               </w:rPr>
-              <w:t>10.7</w:t>
+              <w:t>9.9</w:t>
             </w:r>
           </w:p>
         </w:tc>
@@ -1744,7 +1682,7 @@
                 <w:b w:val="0"/>
                 <w:sz w:val="18"/>
               </w:rPr>
-              <w:t>2.3</w:t>
+              <w:t>2.4</w:t>
             </w:r>
           </w:p>
         </w:tc>
@@ -1764,7 +1702,7 @@
                 <w:b w:val="0"/>
                 <w:sz w:val="18"/>
               </w:rPr>
-              <w:t>4.1</w:t>
+              <w:t>3.8</w:t>
             </w:r>
           </w:p>
         </w:tc>
@@ -1784,7 +1722,7 @@
                 <w:b w:val="0"/>
                 <w:sz w:val="18"/>
               </w:rPr>
-              <w:t>8.0</w:t>
+              <w:t>7.4</w:t>
             </w:r>
           </w:p>
         </w:tc>
@@ -1804,7 +1742,7 @@
                 <w:b w:val="0"/>
                 <w:sz w:val="18"/>
               </w:rPr>
-              <w:t>9.5</w:t>
+              <w:t>8.6</w:t>
             </w:r>
           </w:p>
         </w:tc>
@@ -1824,7 +1762,7 @@
                 <w:b w:val="0"/>
                 <w:sz w:val="18"/>
               </w:rPr>
-              <w:t>6.8</w:t>
+              <w:t>5.6</w:t>
             </w:r>
           </w:p>
         </w:tc>
@@ -1866,7 +1804,7 @@
                 <w:b w:val="0"/>
                 <w:sz w:val="18"/>
               </w:rPr>
-              <w:t>GBDT</w:t>
+              <w:t>XGBoost</w:t>
             </w:r>
           </w:p>
         </w:tc>
@@ -1886,7 +1824,7 @@
                 <w:b w:val="0"/>
                 <w:sz w:val="18"/>
               </w:rPr>
-              <w:t>0.9528</w:t>
+              <w:t>0.9587</w:t>
             </w:r>
           </w:p>
         </w:tc>
@@ -1906,7 +1844,7 @@
                 <w:b w:val="0"/>
                 <w:sz w:val="18"/>
               </w:rPr>
-              <w:t>0.0138</w:t>
+              <w:t>0.0042</w:t>
             </w:r>
           </w:p>
         </w:tc>
@@ -1926,7 +1864,7 @@
                 <w:b w:val="0"/>
                 <w:sz w:val="18"/>
               </w:rPr>
-              <w:t>13.3</w:t>
+              <w:t>12.6</w:t>
             </w:r>
           </w:p>
         </w:tc>
@@ -1946,7 +1884,7 @@
                 <w:b w:val="0"/>
                 <w:sz w:val="18"/>
               </w:rPr>
-              <w:t>1.9</w:t>
+              <w:t>1.3</w:t>
             </w:r>
           </w:p>
         </w:tc>
@@ -1986,7 +1924,7 @@
                 <w:b w:val="0"/>
                 <w:sz w:val="18"/>
               </w:rPr>
-              <w:t>16.9</w:t>
+              <w:t>16.5</w:t>
             </w:r>
           </w:p>
         </w:tc>
@@ -2006,7 +1944,7 @@
                 <w:b w:val="0"/>
                 <w:sz w:val="18"/>
               </w:rPr>
-              <w:t>20.5</w:t>
+              <w:t>20.2</w:t>
             </w:r>
           </w:p>
         </w:tc>
@@ -2026,7 +1964,7 @@
                 <w:b w:val="0"/>
                 <w:sz w:val="18"/>
               </w:rPr>
-              <w:t>10.3</w:t>
+              <w:t>10.7</w:t>
             </w:r>
           </w:p>
         </w:tc>
@@ -2068,7 +2006,7 @@
                 <w:b w:val="0"/>
                 <w:sz w:val="18"/>
               </w:rPr>
-              <w:t>RF</w:t>
+              <w:t>LightGBM</w:t>
             </w:r>
           </w:p>
         </w:tc>
@@ -2088,7 +2026,7 @@
                 <w:b w:val="0"/>
                 <w:sz w:val="18"/>
               </w:rPr>
-              <w:t>0.9503</w:t>
+              <w:t>0.9535</w:t>
             </w:r>
           </w:p>
         </w:tc>
@@ -2108,7 +2046,7 @@
                 <w:b w:val="0"/>
                 <w:sz w:val="18"/>
               </w:rPr>
-              <w:t>0.0120</w:t>
+              <w:t>0.0134</w:t>
             </w:r>
           </w:p>
         </w:tc>
@@ -2128,7 +2066,7 @@
                 <w:b w:val="0"/>
                 <w:sz w:val="18"/>
               </w:rPr>
-              <w:t>13.8</w:t>
+              <w:t>13.3</w:t>
             </w:r>
           </w:p>
         </w:tc>
@@ -2168,7 +2106,7 @@
                 <w:b w:val="0"/>
                 <w:sz w:val="18"/>
               </w:rPr>
-              <w:t>7.7</w:t>
+              <w:t>7.9</w:t>
             </w:r>
           </w:p>
         </w:tc>
@@ -2188,7 +2126,7 @@
                 <w:b w:val="0"/>
                 <w:sz w:val="18"/>
               </w:rPr>
-              <w:t>20.6</w:t>
+              <w:t>16.4</w:t>
             </w:r>
           </w:p>
         </w:tc>
@@ -2208,7 +2146,7 @@
                 <w:b w:val="0"/>
                 <w:sz w:val="18"/>
               </w:rPr>
-              <w:t>22.7</w:t>
+              <w:t>18.2</w:t>
             </w:r>
           </w:p>
         </w:tc>
@@ -2228,7 +2166,7 @@
                 <w:b w:val="0"/>
                 <w:sz w:val="18"/>
               </w:rPr>
-              <w:t>11.0</w:t>
+              <w:t>10.6</w:t>
             </w:r>
           </w:p>
         </w:tc>
@@ -2270,7 +2208,7 @@
                 <w:b w:val="0"/>
                 <w:sz w:val="18"/>
               </w:rPr>
-              <w:t>XGBoost</w:t>
+              <w:t>RF</w:t>
             </w:r>
           </w:p>
         </w:tc>
@@ -2290,7 +2228,7 @@
                 <w:b w:val="0"/>
                 <w:sz w:val="18"/>
               </w:rPr>
-              <w:t>0.9449</w:t>
+              <w:t>0.9533</w:t>
             </w:r>
           </w:p>
         </w:tc>
@@ -2310,7 +2248,7 @@
                 <w:b w:val="0"/>
                 <w:sz w:val="18"/>
               </w:rPr>
-              <w:t>0.0150</w:t>
+              <w:t>0.0100</w:t>
             </w:r>
           </w:p>
         </w:tc>
@@ -2330,7 +2268,7 @@
                 <w:b w:val="0"/>
                 <w:sz w:val="18"/>
               </w:rPr>
-              <w:t>14.3</w:t>
+              <w:t>13.4</w:t>
             </w:r>
           </w:p>
         </w:tc>
@@ -2350,7 +2288,7 @@
                 <w:b w:val="0"/>
                 <w:sz w:val="18"/>
               </w:rPr>
-              <w:t>1.4</w:t>
+              <w:t>2.0</w:t>
             </w:r>
           </w:p>
         </w:tc>
@@ -2370,7 +2308,7 @@
                 <w:b w:val="0"/>
                 <w:sz w:val="18"/>
               </w:rPr>
-              <w:t>7.3</w:t>
+              <w:t>7.6</w:t>
             </w:r>
           </w:p>
         </w:tc>
@@ -2390,7 +2328,7 @@
                 <w:b w:val="0"/>
                 <w:sz w:val="18"/>
               </w:rPr>
-              <w:t>15.7</w:t>
+              <w:t>20.4</w:t>
             </w:r>
           </w:p>
         </w:tc>
@@ -2410,7 +2348,7 @@
                 <w:b w:val="0"/>
                 <w:sz w:val="18"/>
               </w:rPr>
-              <w:t>18.8</w:t>
+              <w:t>20.6</w:t>
             </w:r>
           </w:p>
         </w:tc>
@@ -2430,7 +2368,7 @@
                 <w:b w:val="0"/>
                 <w:sz w:val="18"/>
               </w:rPr>
-              <w:t>8.2</w:t>
+              <w:t>9.9</w:t>
             </w:r>
           </w:p>
         </w:tc>
@@ -2472,7 +2410,7 @@
                 <w:b w:val="0"/>
                 <w:sz w:val="18"/>
               </w:rPr>
-              <w:t>LightGBM</w:t>
+              <w:t>GBDT</w:t>
             </w:r>
           </w:p>
         </w:tc>
@@ -2492,7 +2430,7 @@
                 <w:b w:val="0"/>
                 <w:sz w:val="18"/>
               </w:rPr>
-              <w:t>0.9350</w:t>
+              <w:t>0.9513</w:t>
             </w:r>
           </w:p>
         </w:tc>
@@ -2512,7 +2450,7 @@
                 <w:b w:val="0"/>
                 <w:sz w:val="18"/>
               </w:rPr>
-              <w:t>0.0196</w:t>
+              <w:t>0.0237</w:t>
             </w:r>
           </w:p>
         </w:tc>
@@ -2532,7 +2470,7 @@
                 <w:b w:val="0"/>
                 <w:sz w:val="18"/>
               </w:rPr>
-              <w:t>15.7</w:t>
+              <w:t>13.3</w:t>
             </w:r>
           </w:p>
         </w:tc>
@@ -2552,7 +2490,7 @@
                 <w:b w:val="0"/>
                 <w:sz w:val="18"/>
               </w:rPr>
-              <w:t>2.5</w:t>
+              <w:t>2.8</w:t>
             </w:r>
           </w:p>
         </w:tc>
@@ -2572,7 +2510,7 @@
                 <w:b w:val="0"/>
                 <w:sz w:val="18"/>
               </w:rPr>
-              <w:t>8.7</w:t>
+              <w:t>7.7</w:t>
             </w:r>
           </w:p>
         </w:tc>
@@ -2592,7 +2530,7 @@
                 <w:b w:val="0"/>
                 <w:sz w:val="18"/>
               </w:rPr>
-              <w:t>18.7</w:t>
+              <w:t>17.4</w:t>
             </w:r>
           </w:p>
         </w:tc>
@@ -2612,7 +2550,7 @@
                 <w:b w:val="0"/>
                 <w:sz w:val="18"/>
               </w:rPr>
-              <w:t>24.8</w:t>
+              <w:t>18.2</w:t>
             </w:r>
           </w:p>
         </w:tc>
@@ -2632,7 +2570,7 @@
                 <w:b w:val="0"/>
                 <w:sz w:val="18"/>
               </w:rPr>
-              <w:t>11.1</w:t>
+              <w:t>12.5</w:t>
             </w:r>
           </w:p>
         </w:tc>
@@ -2694,7 +2632,7 @@
                 <w:b w:val="0"/>
                 <w:sz w:val="18"/>
               </w:rPr>
-              <w:t>0.9299</w:t>
+              <w:t>0.9472</w:t>
             </w:r>
           </w:p>
         </w:tc>
@@ -2714,7 +2652,7 @@
                 <w:b w:val="0"/>
                 <w:sz w:val="18"/>
               </w:rPr>
-              <w:t>0.0306</w:t>
+              <w:t>0.0208</w:t>
             </w:r>
           </w:p>
         </w:tc>
@@ -2734,7 +2672,7 @@
                 <w:b w:val="0"/>
                 <w:sz w:val="18"/>
               </w:rPr>
-              <w:t>15.9</w:t>
+              <w:t>13.9</w:t>
             </w:r>
           </w:p>
         </w:tc>
@@ -2754,7 +2692,7 @@
                 <w:b w:val="0"/>
                 <w:sz w:val="18"/>
               </w:rPr>
-              <w:t>3.5</w:t>
+              <w:t>2.1</w:t>
             </w:r>
           </w:p>
         </w:tc>
@@ -2774,7 +2712,7 @@
                 <w:b w:val="0"/>
                 <w:sz w:val="18"/>
               </w:rPr>
-              <w:t>7.8</w:t>
+              <w:t>5.9</w:t>
             </w:r>
           </w:p>
         </w:tc>
@@ -2794,7 +2732,7 @@
                 <w:b w:val="0"/>
                 <w:sz w:val="18"/>
               </w:rPr>
-              <w:t>16.8</w:t>
+              <w:t>13.3</w:t>
             </w:r>
           </w:p>
         </w:tc>
@@ -2814,7 +2752,7 @@
                 <w:b w:val="0"/>
                 <w:sz w:val="18"/>
               </w:rPr>
-              <w:t>21.6</w:t>
+              <w:t>17.2</w:t>
             </w:r>
           </w:p>
         </w:tc>
@@ -2834,7 +2772,7 @@
                 <w:b w:val="0"/>
                 <w:sz w:val="18"/>
               </w:rPr>
-              <w:t>15.5</w:t>
+              <w:t>10.9</w:t>
             </w:r>
           </w:p>
         </w:tc>
@@ -2896,7 +2834,7 @@
                 <w:b w:val="0"/>
                 <w:sz w:val="18"/>
               </w:rPr>
-              <w:t>0.9112</w:t>
+              <w:t>0.9427</w:t>
             </w:r>
           </w:p>
         </w:tc>
@@ -2916,7 +2854,7 @@
                 <w:b w:val="0"/>
                 <w:sz w:val="18"/>
               </w:rPr>
-              <w:t>0.0226</w:t>
+              <w:t>0.0260</w:t>
             </w:r>
           </w:p>
         </w:tc>
@@ -2936,7 +2874,7 @@
                 <w:b w:val="0"/>
                 <w:sz w:val="18"/>
               </w:rPr>
-              <w:t>18.3</w:t>
+              <w:t>14.4</w:t>
             </w:r>
           </w:p>
         </w:tc>
@@ -2956,7 +2894,7 @@
                 <w:b w:val="0"/>
                 <w:sz w:val="18"/>
               </w:rPr>
-              <w:t>2.5</w:t>
+              <w:t>3.3</w:t>
             </w:r>
           </w:p>
         </w:tc>
@@ -2976,7 +2914,7 @@
                 <w:b w:val="0"/>
                 <w:sz w:val="18"/>
               </w:rPr>
-              <w:t>8.3</w:t>
+              <w:t>5.7</w:t>
             </w:r>
           </w:p>
         </w:tc>
@@ -2996,7 +2934,7 @@
                 <w:b w:val="0"/>
                 <w:sz w:val="18"/>
               </w:rPr>
-              <w:t>15.0</w:t>
+              <w:t>10.5</w:t>
             </w:r>
           </w:p>
         </w:tc>
@@ -3016,7 +2954,7 @@
                 <w:b w:val="0"/>
                 <w:sz w:val="18"/>
               </w:rPr>
-              <w:t>17.1</w:t>
+              <w:t>12.4</w:t>
             </w:r>
           </w:p>
         </w:tc>
@@ -3036,7 +2974,7 @@
                 <w:b w:val="0"/>
                 <w:sz w:val="18"/>
               </w:rPr>
-              <w:t>19.0</w:t>
+              <w:t>14.2</w:t>
             </w:r>
           </w:p>
         </w:tc>
@@ -3098,7 +3036,7 @@
                 <w:b w:val="0"/>
                 <w:sz w:val="18"/>
               </w:rPr>
-              <w:t>0.3608</w:t>
+              <w:t>0.5674</w:t>
             </w:r>
           </w:p>
         </w:tc>
@@ -3118,7 +3056,7 @@
                 <w:b w:val="0"/>
                 <w:sz w:val="18"/>
               </w:rPr>
-              <w:t>0.0804</w:t>
+              <w:t>0.1104</w:t>
             </w:r>
           </w:p>
         </w:tc>
@@ -3138,7 +3076,7 @@
                 <w:b w:val="0"/>
                 <w:sz w:val="18"/>
               </w:rPr>
-              <w:t>49.7</w:t>
+              <w:t>40.7</w:t>
             </w:r>
           </w:p>
         </w:tc>
@@ -3158,7 +3096,7 @@
                 <w:b w:val="0"/>
                 <w:sz w:val="18"/>
               </w:rPr>
-              <w:t>5.9</w:t>
+              <w:t>7.4</w:t>
             </w:r>
           </w:p>
         </w:tc>
@@ -3178,7 +3116,7 @@
                 <w:b w:val="0"/>
                 <w:sz w:val="18"/>
               </w:rPr>
-              <w:t>35.7</w:t>
+              <w:t>28.3</w:t>
             </w:r>
           </w:p>
         </w:tc>
@@ -3198,7 +3136,7 @@
                 <w:b w:val="0"/>
                 <w:sz w:val="18"/>
               </w:rPr>
-              <w:t>82.0</w:t>
+              <w:t>78.3</w:t>
             </w:r>
           </w:p>
         </w:tc>
@@ -3218,7 +3156,7 @@
                 <w:b w:val="0"/>
                 <w:sz w:val="18"/>
               </w:rPr>
-              <w:t>81.9</w:t>
+              <w:t>66.5</w:t>
             </w:r>
           </w:p>
         </w:tc>
@@ -3238,7 +3176,7 @@
                 <w:b w:val="0"/>
                 <w:sz w:val="18"/>
               </w:rPr>
-              <w:t>82.4</w:t>
+              <w:t>64.6</w:t>
             </w:r>
           </w:p>
         </w:tc>
@@ -3300,7 +3238,7 @@
                 <w:b w:val="0"/>
                 <w:sz w:val="18"/>
               </w:rPr>
-              <w:t>0.3521</w:t>
+              <w:t>0.5541</w:t>
             </w:r>
           </w:p>
         </w:tc>
@@ -3320,7 +3258,7 @@
                 <w:b w:val="0"/>
                 <w:sz w:val="18"/>
               </w:rPr>
-              <w:t>0.0774</w:t>
+              <w:t>0.0966</w:t>
             </w:r>
           </w:p>
         </w:tc>
@@ -3340,7 +3278,7 @@
                 <w:b w:val="0"/>
                 <w:sz w:val="18"/>
               </w:rPr>
-              <w:t>50.0</w:t>
+              <w:t>41.4</w:t>
             </w:r>
           </w:p>
         </w:tc>
@@ -3360,7 +3298,7 @@
                 <w:b w:val="0"/>
                 <w:sz w:val="18"/>
               </w:rPr>
-              <w:t>5.8</w:t>
+              <w:t>7.0</w:t>
             </w:r>
           </w:p>
         </w:tc>
@@ -3380,7 +3318,7 @@
                 <w:b w:val="0"/>
                 <w:sz w:val="18"/>
               </w:rPr>
-              <w:t>36.4</w:t>
+              <w:t>29.4</w:t>
             </w:r>
           </w:p>
         </w:tc>
@@ -3400,7 +3338,7 @@
                 <w:b w:val="0"/>
                 <w:sz w:val="18"/>
               </w:rPr>
-              <w:t>81.8</w:t>
+              <w:t>78.6</w:t>
             </w:r>
           </w:p>
         </w:tc>
@@ -3420,7 +3358,7 @@
                 <w:b w:val="0"/>
                 <w:sz w:val="18"/>
               </w:rPr>
-              <w:t>78.7</w:t>
+              <w:t>67.0</w:t>
             </w:r>
           </w:p>
         </w:tc>
@@ -3440,7 +3378,7 @@
                 <w:b w:val="0"/>
                 <w:sz w:val="18"/>
               </w:rPr>
-              <w:t>88.8</w:t>
+              <w:t>69.6</w:t>
             </w:r>
           </w:p>
         </w:tc>
@@ -3745,7 +3683,7 @@
                 <w:b w:val="0"/>
                 <w:sz w:val="18"/>
               </w:rPr>
-              <w:t>0.8862</w:t>
+              <w:t>0.8867</w:t>
             </w:r>
           </w:p>
         </w:tc>
@@ -3765,7 +3703,7 @@
                 <w:b w:val="0"/>
                 <w:sz w:val="18"/>
               </w:rPr>
-              <w:t>0.3397</w:t>
+              <w:t>0.3481</w:t>
             </w:r>
           </w:p>
         </w:tc>
@@ -3785,7 +3723,7 @@
                 <w:b w:val="0"/>
                 <w:sz w:val="18"/>
               </w:rPr>
-              <w:t>0.1699</w:t>
+              <w:t>0.1740</w:t>
             </w:r>
           </w:p>
         </w:tc>
@@ -3887,7 +3825,7 @@
                 <w:b w:val="0"/>
                 <w:sz w:val="18"/>
               </w:rPr>
-              <w:t>0.8883</w:t>
+              <w:t>0.8928</w:t>
             </w:r>
           </w:p>
         </w:tc>
@@ -3907,7 +3845,7 @@
                 <w:b w:val="0"/>
                 <w:sz w:val="18"/>
               </w:rPr>
-              <w:t>0.3334</w:t>
+              <w:t>0.3293</w:t>
             </w:r>
           </w:p>
         </w:tc>
@@ -3927,7 +3865,7 @@
                 <w:b w:val="0"/>
                 <w:sz w:val="18"/>
               </w:rPr>
-              <w:t>0.1667</w:t>
+              <w:t>0.1646</w:t>
             </w:r>
           </w:p>
         </w:tc>
@@ -4029,7 +3967,7 @@
                 <w:b w:val="0"/>
                 <w:sz w:val="18"/>
               </w:rPr>
-              <w:t>0.8904</w:t>
+              <w:t>0.8950</w:t>
             </w:r>
           </w:p>
         </w:tc>
@@ -4049,7 +3987,7 @@
                 <w:b w:val="0"/>
                 <w:sz w:val="18"/>
               </w:rPr>
-              <w:t>0.3269</w:t>
+              <w:t>0.3226</w:t>
             </w:r>
           </w:p>
         </w:tc>
@@ -4069,7 +4007,7 @@
                 <w:b w:val="0"/>
                 <w:sz w:val="18"/>
               </w:rPr>
-              <w:t>0.1635</w:t>
+              <w:t>0.1613</w:t>
             </w:r>
           </w:p>
         </w:tc>
@@ -4171,7 +4109,7 @@
                 <w:b w:val="0"/>
                 <w:sz w:val="18"/>
               </w:rPr>
-              <w:t>0.8973</w:t>
+              <w:t>0.8874</w:t>
             </w:r>
           </w:p>
         </w:tc>
@@ -4191,7 +4129,7 @@
                 <w:b w:val="0"/>
                 <w:sz w:val="18"/>
               </w:rPr>
-              <w:t>0.5160</w:t>
+              <w:t>0.5398</w:t>
             </w:r>
           </w:p>
         </w:tc>
@@ -4211,7 +4149,7 @@
                 <w:b w:val="0"/>
                 <w:sz w:val="18"/>
               </w:rPr>
-              <w:t>0.1290</w:t>
+              <w:t>0.1350</w:t>
             </w:r>
           </w:p>
         </w:tc>
@@ -4313,7 +4251,7 @@
                 <w:b w:val="0"/>
                 <w:sz w:val="18"/>
               </w:rPr>
-              <w:t>0.8892</w:t>
+              <w:t>0.9023</w:t>
             </w:r>
           </w:p>
         </w:tc>
@@ -4333,7 +4271,7 @@
                 <w:b w:val="0"/>
                 <w:sz w:val="18"/>
               </w:rPr>
-              <w:t>0.5144</w:t>
+              <w:t>0.5243</w:t>
             </w:r>
           </w:p>
         </w:tc>
@@ -4353,7 +4291,7 @@
                 <w:b w:val="0"/>
                 <w:sz w:val="18"/>
               </w:rPr>
-              <w:t>0.1286</w:t>
+              <w:t>0.1311</w:t>
             </w:r>
           </w:p>
         </w:tc>
@@ -4455,7 +4393,7 @@
                 <w:b w:val="0"/>
                 <w:sz w:val="18"/>
               </w:rPr>
-              <w:t>0.8954</w:t>
+              <w:t>0.9114</w:t>
             </w:r>
           </w:p>
         </w:tc>
@@ -4475,7 +4413,7 @@
                 <w:b w:val="0"/>
                 <w:sz w:val="18"/>
               </w:rPr>
-              <w:t>0.4856</w:t>
+              <w:t>0.4757</w:t>
             </w:r>
           </w:p>
         </w:tc>
@@ -4495,7 +4433,7 @@
                 <w:b w:val="0"/>
                 <w:sz w:val="18"/>
               </w:rPr>
-              <w:t>0.1214</w:t>
+              <w:t>0.1189</w:t>
             </w:r>
           </w:p>
         </w:tc>
@@ -4597,7 +4535,7 @@
                 <w:b w:val="0"/>
                 <w:sz w:val="18"/>
               </w:rPr>
-              <w:t>0.9036</w:t>
+              <w:t>0.9040</w:t>
             </w:r>
           </w:p>
         </w:tc>
@@ -4617,7 +4555,7 @@
                 <w:b w:val="0"/>
                 <w:sz w:val="18"/>
               </w:rPr>
-              <w:t>0.4840</w:t>
+              <w:t>0.4602</w:t>
             </w:r>
           </w:p>
         </w:tc>
@@ -4637,7 +4575,7 @@
                 <w:b w:val="0"/>
                 <w:sz w:val="18"/>
               </w:rPr>
-              <w:t>0.1210</w:t>
+              <w:t>0.1150</w:t>
             </w:r>
           </w:p>
         </w:tc>
@@ -4955,7 +4893,7 @@
                 <w:b w:val="0"/>
                 <w:sz w:val="18"/>
               </w:rPr>
-              <w:t>0.8862</w:t>
+              <w:t>0.8867</w:t>
             </w:r>
           </w:p>
         </w:tc>
@@ -4975,7 +4913,7 @@
                 <w:b w:val="0"/>
                 <w:sz w:val="18"/>
               </w:rPr>
-              <w:t>0.1328</w:t>
+              <w:t>0.1377</w:t>
             </w:r>
           </w:p>
         </w:tc>
@@ -4997,7 +4935,7 @@
                 <w:b/>
                 <w:sz w:val="18"/>
               </w:rPr>
-              <w:t>RMSE_mean</w:t>
+              <w:t>tail_rmse_q10_mean</w:t>
             </w:r>
           </w:p>
         </w:tc>
@@ -5037,7 +4975,7 @@
                 <w:b w:val="0"/>
                 <w:sz w:val="18"/>
               </w:rPr>
-              <w:t>0.8883</w:t>
+              <w:t>0.8874</w:t>
             </w:r>
           </w:p>
         </w:tc>
@@ -5057,7 +4995,7 @@
                 <w:b w:val="0"/>
                 <w:sz w:val="18"/>
               </w:rPr>
-              <w:t>0.1303</w:t>
+              <w:t>0.1368</w:t>
             </w:r>
           </w:p>
         </w:tc>
@@ -5079,7 +5017,7 @@
                 <w:b/>
                 <w:sz w:val="18"/>
               </w:rPr>
-              <w:t>RMSE_std</w:t>
+              <w:t>RMSE_mean</w:t>
             </w:r>
           </w:p>
         </w:tc>
@@ -5119,7 +5057,7 @@
                 <w:b w:val="0"/>
                 <w:sz w:val="18"/>
               </w:rPr>
-              <w:t>0.8892</w:t>
+              <w:t>0.8928</w:t>
             </w:r>
           </w:p>
         </w:tc>
@@ -5139,7 +5077,7 @@
                 <w:b w:val="0"/>
                 <w:sz w:val="18"/>
               </w:rPr>
-              <w:t>0.1293</w:t>
+              <w:t>0.1302</w:t>
             </w:r>
           </w:p>
         </w:tc>
@@ -5201,7 +5139,7 @@
                 <w:b w:val="0"/>
                 <w:sz w:val="18"/>
               </w:rPr>
-              <w:t>0.8904</w:t>
+              <w:t>0.8950</w:t>
             </w:r>
           </w:p>
         </w:tc>
@@ -5221,7 +5159,7 @@
                 <w:b w:val="0"/>
                 <w:sz w:val="18"/>
               </w:rPr>
-              <w:t>0.1278</w:t>
+              <w:t>0.1276</w:t>
             </w:r>
           </w:p>
         </w:tc>
@@ -5283,7 +5221,7 @@
                 <w:b w:val="0"/>
                 <w:sz w:val="18"/>
               </w:rPr>
-              <w:t>0.8925</w:t>
+              <w:t>0.8972</w:t>
             </w:r>
           </w:p>
         </w:tc>
@@ -5303,7 +5241,7 @@
                 <w:b w:val="0"/>
                 <w:sz w:val="18"/>
               </w:rPr>
-              <w:t>0.1254</w:t>
+              <w:t>0.1249</w:t>
             </w:r>
           </w:p>
         </w:tc>
@@ -5325,7 +5263,7 @@
                 <w:b/>
                 <w:sz w:val="18"/>
               </w:rPr>
-              <w:t>R²_std</w:t>
+              <w:t>RMSE_std</w:t>
             </w:r>
           </w:p>
         </w:tc>
@@ -5365,7 +5303,7 @@
                 <w:b w:val="0"/>
                 <w:sz w:val="18"/>
               </w:rPr>
-              <w:t>0.8954</w:t>
+              <w:t>0.9023</w:t>
             </w:r>
           </w:p>
         </w:tc>
@@ -5385,7 +5323,7 @@
                 <w:b w:val="0"/>
                 <w:sz w:val="18"/>
               </w:rPr>
-              <w:t>0.1220</w:t>
+              <w:t>0.1186</w:t>
             </w:r>
           </w:p>
         </w:tc>
@@ -5407,7 +5345,7 @@
                 <w:b/>
                 <w:sz w:val="18"/>
               </w:rPr>
-              <w:t>tail_rmse_q10_mean</w:t>
+              <w:t>tail_rmse_q90_mean</w:t>
             </w:r>
           </w:p>
         </w:tc>
@@ -5447,7 +5385,7 @@
                 <w:b w:val="0"/>
                 <w:sz w:val="18"/>
               </w:rPr>
-              <w:t>0.8973</w:t>
+              <w:t>0.9040</w:t>
             </w:r>
           </w:p>
         </w:tc>
@@ -5467,7 +5405,7 @@
                 <w:b w:val="0"/>
                 <w:sz w:val="18"/>
               </w:rPr>
-              <w:t>0.1198</w:t>
+              <w:t>0.1166</w:t>
             </w:r>
           </w:p>
         </w:tc>
@@ -5489,7 +5427,7 @@
                 <w:b/>
                 <w:sz w:val="18"/>
               </w:rPr>
-              <w:t>tail_rmse_q90_mean</w:t>
+              <w:t>R²_std</w:t>
             </w:r>
           </w:p>
         </w:tc>
@@ -5529,7 +5467,7 @@
                 <w:b w:val="0"/>
                 <w:sz w:val="18"/>
               </w:rPr>
-              <w:t>0.9036</w:t>
+              <w:t>0.9114</w:t>
             </w:r>
           </w:p>
         </w:tc>
@@ -5549,7 +5487,7 @@
                 <w:b w:val="0"/>
                 <w:sz w:val="18"/>
               </w:rPr>
-              <w:t>0.1124</w:t>
+              <w:t>0.1076</w:t>
             </w:r>
           </w:p>
         </w:tc>
@@ -5762,7 +5700,7 @@
                 <w:b w:val="0"/>
                 <w:sz w:val="18"/>
               </w:rPr>
-              <w:t>0.3676</w:t>
+              <w:t>0.3682</w:t>
             </w:r>
           </w:p>
         </w:tc>
@@ -5782,7 +5720,7 @@
                 <w:b w:val="0"/>
                 <w:sz w:val="18"/>
               </w:rPr>
-              <w:t>0.3665</w:t>
+              <w:t>0.2786</w:t>
             </w:r>
           </w:p>
         </w:tc>
@@ -5802,7 +5740,7 @@
                 <w:b w:val="0"/>
                 <w:sz w:val="18"/>
               </w:rPr>
-              <w:t>0.1347</w:t>
+              <w:t>0.1026</w:t>
             </w:r>
           </w:p>
         </w:tc>
@@ -5822,7 +5760,7 @@
                 <w:b w:val="0"/>
                 <w:sz w:val="18"/>
               </w:rPr>
-              <w:t>0.3055</w:t>
+              <w:t>0.2514</w:t>
             </w:r>
           </w:p>
         </w:tc>
@@ -5884,7 +5822,7 @@
                 <w:b w:val="0"/>
                 <w:sz w:val="18"/>
               </w:rPr>
-              <w:t>0.3950</w:t>
+              <w:t>0.3736</w:t>
             </w:r>
           </w:p>
         </w:tc>
@@ -5904,7 +5842,7 @@
                 <w:b w:val="0"/>
                 <w:sz w:val="18"/>
               </w:rPr>
-              <w:t>0.1348</w:t>
+              <w:t>0.1683</w:t>
             </w:r>
           </w:p>
         </w:tc>
@@ -5924,7 +5862,7 @@
                 <w:b w:val="0"/>
                 <w:sz w:val="18"/>
               </w:rPr>
-              <w:t>0.0532</w:t>
+              <w:t>0.0629</w:t>
             </w:r>
           </w:p>
         </w:tc>
@@ -5944,7 +5882,7 @@
                 <w:b w:val="0"/>
                 <w:sz w:val="18"/>
               </w:rPr>
-              <w:t>0.1207</w:t>
+              <w:t>0.1541</w:t>
             </w:r>
           </w:p>
         </w:tc>
@@ -6006,7 +5944,7 @@
                 <w:b w:val="0"/>
                 <w:sz w:val="18"/>
               </w:rPr>
-              <w:t>0.3765</w:t>
+              <w:t>0.3851</w:t>
             </w:r>
           </w:p>
         </w:tc>
@@ -6026,7 +5964,7 @@
                 <w:b w:val="0"/>
                 <w:sz w:val="18"/>
               </w:rPr>
-              <w:t>0.1371</w:t>
+              <w:t>0.1519</w:t>
             </w:r>
           </w:p>
         </w:tc>
@@ -6046,7 +5984,7 @@
                 <w:b w:val="0"/>
                 <w:sz w:val="18"/>
               </w:rPr>
-              <w:t>0.0516</w:t>
+              <w:t>0.0585</w:t>
             </w:r>
           </w:p>
         </w:tc>
@@ -6066,7 +6004,7 @@
                 <w:b w:val="0"/>
                 <w:sz w:val="18"/>
               </w:rPr>
-              <w:t>0.1170</w:t>
+              <w:t>0.1434</w:t>
             </w:r>
           </w:p>
         </w:tc>
@@ -6128,7 +6066,7 @@
                 <w:b w:val="0"/>
                 <w:sz w:val="18"/>
               </w:rPr>
-              <w:t>0.3957</w:t>
+              <w:t>0.3994</w:t>
             </w:r>
           </w:p>
         </w:tc>
@@ -6148,7 +6086,7 @@
                 <w:b w:val="0"/>
                 <w:sz w:val="18"/>
               </w:rPr>
-              <w:t>0.1230</w:t>
+              <w:t>0.1183</w:t>
             </w:r>
           </w:p>
         </w:tc>
@@ -6168,7 +6106,7 @@
                 <w:b w:val="0"/>
                 <w:sz w:val="18"/>
               </w:rPr>
-              <w:t>0.0487</w:t>
+              <w:t>0.0473</w:t>
             </w:r>
           </w:p>
         </w:tc>
@@ -6188,7 +6126,7 @@
                 <w:b w:val="0"/>
                 <w:sz w:val="18"/>
               </w:rPr>
-              <w:t>0.1104</w:t>
+              <w:t>0.1158</w:t>
             </w:r>
           </w:p>
         </w:tc>
@@ -6210,7 +6148,7 @@
                 <w:b/>
                 <w:sz w:val="18"/>
               </w:rPr>
-              <w:t>R²_mean</w:t>
+              <w:t>MAE_mean</w:t>
             </w:r>
           </w:p>
         </w:tc>
@@ -6230,7 +6168,7 @@
                 <w:b w:val="0"/>
                 <w:sz w:val="18"/>
               </w:rPr>
-              <w:t>benefit</w:t>
+              <w:t>cost</w:t>
             </w:r>
           </w:p>
         </w:tc>
@@ -6250,7 +6188,7 @@
                 <w:b w:val="0"/>
                 <w:sz w:val="18"/>
               </w:rPr>
-              <w:t>0.4192</w:t>
+              <w:t>0.3875</w:t>
             </w:r>
           </w:p>
         </w:tc>
@@ -6270,7 +6208,7 @@
                 <w:b w:val="0"/>
                 <w:sz w:val="18"/>
               </w:rPr>
-              <w:t>0.0950</w:t>
+              <w:t>0.1093</w:t>
             </w:r>
           </w:p>
         </w:tc>
@@ -6290,7 +6228,7 @@
                 <w:b w:val="0"/>
                 <w:sz w:val="18"/>
               </w:rPr>
-              <w:t>0.0398</w:t>
+              <w:t>0.0424</w:t>
             </w:r>
           </w:p>
         </w:tc>
@@ -6310,7 +6248,7 @@
                 <w:b w:val="0"/>
                 <w:sz w:val="18"/>
               </w:rPr>
-              <w:t>0.0903</w:t>
+              <w:t>0.1038</w:t>
             </w:r>
           </w:p>
         </w:tc>
@@ -6372,7 +6310,7 @@
                 <w:b w:val="0"/>
                 <w:sz w:val="18"/>
               </w:rPr>
-              <w:t>0.4004</w:t>
+              <w:t>0.3913</w:t>
             </w:r>
           </w:p>
         </w:tc>
@@ -6392,7 +6330,7 @@
                 <w:b w:val="0"/>
                 <w:sz w:val="18"/>
               </w:rPr>
-              <w:t>0.0979</w:t>
+              <w:t>0.0836</w:t>
             </w:r>
           </w:p>
         </w:tc>
@@ -6412,7 +6350,7 @@
                 <w:b w:val="0"/>
                 <w:sz w:val="18"/>
               </w:rPr>
-              <w:t>0.0392</w:t>
+              <w:t>0.0327</w:t>
             </w:r>
           </w:p>
         </w:tc>
@@ -6432,7 +6370,7 @@
                 <w:b w:val="0"/>
                 <w:sz w:val="18"/>
               </w:rPr>
-              <w:t>0.0889</w:t>
+              <w:t>0.0802</w:t>
             </w:r>
           </w:p>
         </w:tc>
@@ -6454,7 +6392,7 @@
                 <w:b/>
                 <w:sz w:val="18"/>
               </w:rPr>
-              <w:t>MAE_mean</w:t>
+              <w:t>R²_mean</w:t>
             </w:r>
           </w:p>
         </w:tc>
@@ -6474,7 +6412,7 @@
                 <w:b w:val="0"/>
                 <w:sz w:val="18"/>
               </w:rPr>
-              <w:t>cost</w:t>
+              <w:t>benefit</w:t>
             </w:r>
           </w:p>
         </w:tc>
@@ -6494,7 +6432,7 @@
                 <w:b w:val="0"/>
                 <w:sz w:val="18"/>
               </w:rPr>
-              <w:t>0.3947</w:t>
+              <w:t>0.4143</w:t>
             </w:r>
           </w:p>
         </w:tc>
@@ -6514,7 +6452,7 @@
                 <w:b w:val="0"/>
                 <w:sz w:val="18"/>
               </w:rPr>
-              <w:t>0.0944</w:t>
+              <w:t>0.0772</w:t>
             </w:r>
           </w:p>
         </w:tc>
@@ -6534,7 +6472,7 @@
                 <w:b w:val="0"/>
                 <w:sz w:val="18"/>
               </w:rPr>
-              <w:t>0.0373</w:t>
+              <w:t>0.0320</w:t>
             </w:r>
           </w:p>
         </w:tc>
@@ -6554,7 +6492,7 @@
                 <w:b w:val="0"/>
                 <w:sz w:val="18"/>
               </w:rPr>
-              <w:t>0.0845</w:t>
+              <w:t>0.0784</w:t>
             </w:r>
           </w:p>
         </w:tc>
@@ -6616,7 +6554,7 @@
                 <w:b w:val="0"/>
                 <w:sz w:val="18"/>
               </w:rPr>
-              <w:t>0.3993</w:t>
+              <w:t>0.3954</w:t>
             </w:r>
           </w:p>
         </w:tc>
@@ -6636,7 +6574,7 @@
                 <w:b w:val="0"/>
                 <w:sz w:val="18"/>
               </w:rPr>
-              <w:t>0.0913</w:t>
+              <w:t>0.0751</w:t>
             </w:r>
           </w:p>
         </w:tc>
@@ -6656,7 +6594,7 @@
                 <w:b w:val="0"/>
                 <w:sz w:val="18"/>
               </w:rPr>
-              <w:t>0.0365</w:t>
+              <w:t>0.0297</w:t>
             </w:r>
           </w:p>
         </w:tc>
@@ -6676,7 +6614,7 @@
                 <w:b w:val="0"/>
                 <w:sz w:val="18"/>
               </w:rPr>
-              <w:t>0.0827</w:t>
+              <w:t>0.0728</w:t>
             </w:r>
           </w:p>
         </w:tc>
@@ -6926,7 +6864,7 @@
                 <w:b w:val="0"/>
                 <w:sz w:val="18"/>
               </w:rPr>
-              <w:t>0.9456</w:t>
+              <w:t>0.9390</w:t>
             </w:r>
           </w:p>
         </w:tc>
@@ -6966,7 +6904,7 @@
                 <w:b w:val="0"/>
                 <w:sz w:val="18"/>
               </w:rPr>
-              <w:t>0.9429</w:t>
+              <w:t>0.9424</w:t>
             </w:r>
           </w:p>
         </w:tc>
@@ -6986,7 +6924,7 @@
                 <w:b w:val="0"/>
                 <w:sz w:val="18"/>
               </w:rPr>
-              <w:t>3</w:t>
+              <w:t>2</w:t>
             </w:r>
           </w:p>
         </w:tc>
@@ -7006,7 +6944,7 @@
                 <w:b w:val="0"/>
                 <w:sz w:val="18"/>
               </w:rPr>
-              <w:t>0.8734</w:t>
+              <w:t>0.8949</w:t>
             </w:r>
           </w:p>
         </w:tc>
@@ -7026,7 +6964,7 @@
                 <w:b w:val="0"/>
                 <w:sz w:val="18"/>
               </w:rPr>
-              <w:t>2</w:t>
+              <w:t>1</w:t>
             </w:r>
           </w:p>
         </w:tc>
@@ -7088,7 +7026,7 @@
                 <w:b w:val="0"/>
                 <w:sz w:val="18"/>
               </w:rPr>
-              <w:t>0.9142</w:t>
+              <w:t>0.8928</w:t>
             </w:r>
           </w:p>
         </w:tc>
@@ -7128,7 +7066,7 @@
                 <w:b w:val="0"/>
                 <w:sz w:val="18"/>
               </w:rPr>
-              <w:t>0.9145</w:t>
+              <w:t>0.8857</w:t>
             </w:r>
           </w:p>
         </w:tc>
@@ -7168,7 +7106,7 @@
                 <w:b w:val="0"/>
                 <w:sz w:val="18"/>
               </w:rPr>
-              <w:t>0.9328</w:t>
+              <w:t>0.9082</w:t>
             </w:r>
           </w:p>
         </w:tc>
@@ -7230,7 +7168,7 @@
                 <w:b w:val="0"/>
                 <w:sz w:val="18"/>
               </w:rPr>
-              <w:t>GBDT</w:t>
+              <w:t>LightGBM</w:t>
             </w:r>
           </w:p>
         </w:tc>
@@ -7250,7 +7188,7 @@
                 <w:b w:val="0"/>
                 <w:sz w:val="18"/>
               </w:rPr>
-              <w:t>0.9022</w:t>
+              <w:t>0.8854</w:t>
             </w:r>
           </w:p>
         </w:tc>
@@ -7270,6 +7208,46 @@
                 <w:b w:val="0"/>
                 <w:sz w:val="18"/>
               </w:rPr>
+              <w:t>4</w:t>
+            </w:r>
+          </w:p>
+        </w:tc>
+        <w:tc>
+          <w:tcPr>
+            <w:tcW w:type="dxa" w:w="1080"/>
+          </w:tcPr>
+          <w:p>
+            <w:pPr>
+              <w:jc w:val="center"/>
+            </w:pPr>
+            <w:r/>
+            <w:r>
+              <w:rPr>
+                <w:rFonts w:eastAsia="宋体"/>
+                <w:rFonts w:ascii="Times New Roman" w:hAnsi="Times New Roman"/>
+                <w:b w:val="0"/>
+                <w:sz w:val="18"/>
+              </w:rPr>
+              <w:t>0.8777</w:t>
+            </w:r>
+          </w:p>
+        </w:tc>
+        <w:tc>
+          <w:tcPr>
+            <w:tcW w:type="dxa" w:w="1080"/>
+          </w:tcPr>
+          <w:p>
+            <w:pPr>
+              <w:jc w:val="center"/>
+            </w:pPr>
+            <w:r/>
+            <w:r>
+              <w:rPr>
+                <w:rFonts w:eastAsia="宋体"/>
+                <w:rFonts w:ascii="Times New Roman" w:hAnsi="Times New Roman"/>
+                <w:b w:val="0"/>
+                <w:sz w:val="18"/>
+              </w:rPr>
               <w:t>3</w:t>
             </w:r>
           </w:p>
@@ -7290,47 +7268,7 @@
                 <w:b w:val="0"/>
                 <w:sz w:val="18"/>
               </w:rPr>
-              <w:t>0.9029</w:t>
-            </w:r>
-          </w:p>
-        </w:tc>
-        <w:tc>
-          <w:tcPr>
-            <w:tcW w:type="dxa" w:w="1080"/>
-          </w:tcPr>
-          <w:p>
-            <w:pPr>
-              <w:jc w:val="center"/>
-            </w:pPr>
-            <w:r/>
-            <w:r>
-              <w:rPr>
-                <w:rFonts w:eastAsia="宋体"/>
-                <w:rFonts w:ascii="Times New Roman" w:hAnsi="Times New Roman"/>
-                <w:b w:val="0"/>
-                <w:sz w:val="18"/>
-              </w:rPr>
-              <w:t>2</w:t>
-            </w:r>
-          </w:p>
-        </w:tc>
-        <w:tc>
-          <w:tcPr>
-            <w:tcW w:type="dxa" w:w="1080"/>
-          </w:tcPr>
-          <w:p>
-            <w:pPr>
-              <w:jc w:val="center"/>
-            </w:pPr>
-            <w:r/>
-            <w:r>
-              <w:rPr>
-                <w:rFonts w:eastAsia="宋体"/>
-                <w:rFonts w:ascii="Times New Roman" w:hAnsi="Times New Roman"/>
-                <w:b w:val="0"/>
-                <w:sz w:val="18"/>
-              </w:rPr>
-              <w:t>0.8939</w:t>
+              <w:t>0.8842</w:t>
             </w:r>
           </w:p>
         </w:tc>
@@ -7392,7 +7330,7 @@
                 <w:b w:val="0"/>
                 <w:sz w:val="18"/>
               </w:rPr>
-              <w:t>RF</w:t>
+              <w:t>GPR</w:t>
             </w:r>
           </w:p>
         </w:tc>
@@ -7412,7 +7350,7 @@
                 <w:b w:val="0"/>
                 <w:sz w:val="18"/>
               </w:rPr>
-              <w:t>0.8760</w:t>
+              <w:t>0.8812</w:t>
             </w:r>
           </w:p>
         </w:tc>
@@ -7432,7 +7370,7 @@
                 <w:b w:val="0"/>
                 <w:sz w:val="18"/>
               </w:rPr>
-              <w:t>4</w:t>
+              <w:t>3</w:t>
             </w:r>
           </w:p>
         </w:tc>
@@ -7452,7 +7390,7 @@
                 <w:b w:val="0"/>
                 <w:sz w:val="18"/>
               </w:rPr>
-              <w:t>0.8805</w:t>
+              <w:t>0.8839</w:t>
             </w:r>
           </w:p>
         </w:tc>
@@ -7472,7 +7410,7 @@
                 <w:b w:val="0"/>
                 <w:sz w:val="18"/>
               </w:rPr>
-              <w:t>4</w:t>
+              <w:t>5</w:t>
             </w:r>
           </w:p>
         </w:tc>
@@ -7492,7 +7430,7 @@
                 <w:b w:val="0"/>
                 <w:sz w:val="18"/>
               </w:rPr>
-              <w:t>0.8702</w:t>
+              <w:t>0.8715</w:t>
             </w:r>
           </w:p>
         </w:tc>
@@ -7512,7 +7450,7 @@
                 <w:b w:val="0"/>
                 <w:sz w:val="18"/>
               </w:rPr>
-              <w:t>0</w:t>
+              <w:t>2</w:t>
             </w:r>
           </w:p>
         </w:tc>
@@ -7554,7 +7492,7 @@
                 <w:b w:val="0"/>
                 <w:sz w:val="18"/>
               </w:rPr>
-              <w:t>LightGBM</w:t>
+              <w:t>RF</w:t>
             </w:r>
           </w:p>
         </w:tc>
@@ -7574,7 +7512,7 @@
                 <w:b w:val="0"/>
                 <w:sz w:val="18"/>
               </w:rPr>
-              <w:t>0.8517</w:t>
+              <w:t>0.8629</w:t>
             </w:r>
           </w:p>
         </w:tc>
@@ -7614,7 +7552,7 @@
                 <w:b w:val="0"/>
                 <w:sz w:val="18"/>
               </w:rPr>
-              <w:t>0.8496</w:t>
+              <w:t>0.8621</w:t>
             </w:r>
           </w:p>
         </w:tc>
@@ -7634,7 +7572,7 @@
                 <w:b w:val="0"/>
                 <w:sz w:val="18"/>
               </w:rPr>
-              <w:t>5</w:t>
+              <w:t>4</w:t>
             </w:r>
           </w:p>
         </w:tc>
@@ -7654,7 +7592,7 @@
                 <w:b w:val="0"/>
                 <w:sz w:val="18"/>
               </w:rPr>
-              <w:t>0.8066</w:t>
+              <w:t>0.8743</w:t>
             </w:r>
           </w:p>
         </w:tc>
@@ -7674,7 +7612,7 @@
                 <w:b w:val="0"/>
                 <w:sz w:val="18"/>
               </w:rPr>
-              <w:t>0</w:t>
+              <w:t>1</w:t>
             </w:r>
           </w:p>
         </w:tc>
@@ -7736,7 +7674,7 @@
                 <w:b w:val="0"/>
                 <w:sz w:val="18"/>
               </w:rPr>
-              <w:t>0.8478</w:t>
+              <w:t>0.8466</w:t>
             </w:r>
           </w:p>
         </w:tc>
@@ -7776,7 +7714,7 @@
                 <w:b w:val="0"/>
                 <w:sz w:val="18"/>
               </w:rPr>
-              <w:t>0.8468</w:t>
+              <w:t>0.8527</w:t>
             </w:r>
           </w:p>
         </w:tc>
@@ -7796,7 +7734,7 @@
                 <w:b w:val="0"/>
                 <w:sz w:val="18"/>
               </w:rPr>
-              <w:t>6</w:t>
+              <w:t>7</w:t>
             </w:r>
           </w:p>
         </w:tc>
@@ -7816,7 +7754,7 @@
                 <w:b w:val="0"/>
                 <w:sz w:val="18"/>
               </w:rPr>
-              <w:t>0.8034</w:t>
+              <w:t>0.7876</w:t>
             </w:r>
           </w:p>
         </w:tc>
@@ -7836,7 +7774,7 @@
                 <w:b w:val="0"/>
                 <w:sz w:val="18"/>
               </w:rPr>
-              <w:t>0</w:t>
+              <w:t>1</w:t>
             </w:r>
           </w:p>
         </w:tc>
@@ -7878,7 +7816,7 @@
                 <w:b w:val="0"/>
                 <w:sz w:val="18"/>
               </w:rPr>
-              <w:t>GPR</w:t>
+              <w:t>GBDT</w:t>
             </w:r>
           </w:p>
         </w:tc>
@@ -7898,7 +7836,7 @@
                 <w:b w:val="0"/>
                 <w:sz w:val="18"/>
               </w:rPr>
-              <w:t>0.8035</w:t>
+              <w:t>0.8432</w:t>
             </w:r>
           </w:p>
         </w:tc>
@@ -7938,7 +7876,7 @@
                 <w:b w:val="0"/>
                 <w:sz w:val="18"/>
               </w:rPr>
-              <w:t>0.7984</w:t>
+              <w:t>0.8422</w:t>
             </w:r>
           </w:p>
         </w:tc>
@@ -7958,7 +7896,7 @@
                 <w:b w:val="0"/>
                 <w:sz w:val="18"/>
               </w:rPr>
-              <w:t>7</w:t>
+              <w:t>6</w:t>
             </w:r>
           </w:p>
         </w:tc>
@@ -7978,7 +7916,7 @@
                 <w:b w:val="0"/>
                 <w:sz w:val="18"/>
               </w:rPr>
-              <w:t>0.6784</w:t>
+              <w:t>0.8075</w:t>
             </w:r>
           </w:p>
         </w:tc>
@@ -7998,7 +7936,7 @@
                 <w:b w:val="0"/>
                 <w:sz w:val="18"/>
               </w:rPr>
-              <w:t>0</w:t>
+              <w:t>1</w:t>
             </w:r>
           </w:p>
         </w:tc>
@@ -8040,7 +7978,7 @@
                 <w:b w:val="0"/>
                 <w:sz w:val="18"/>
               </w:rPr>
-              <w:t>Ridge</w:t>
+              <w:t>Lasso</w:t>
             </w:r>
           </w:p>
         </w:tc>
@@ -8060,7 +7998,7 @@
                 <w:b w:val="0"/>
                 <w:sz w:val="18"/>
               </w:rPr>
-              <w:t>0.0312</w:t>
+              <w:t>0.0575</w:t>
             </w:r>
           </w:p>
         </w:tc>
@@ -8100,7 +8038,7 @@
                 <w:b w:val="0"/>
                 <w:sz w:val="18"/>
               </w:rPr>
-              <w:t>0.0314</w:t>
+              <w:t>0.0542</w:t>
             </w:r>
           </w:p>
         </w:tc>
@@ -8120,7 +8058,7 @@
                 <w:b w:val="0"/>
                 <w:sz w:val="18"/>
               </w:rPr>
-              <w:t>9</w:t>
+              <w:t>8</w:t>
             </w:r>
           </w:p>
         </w:tc>
@@ -8140,7 +8078,7 @@
                 <w:b w:val="0"/>
                 <w:sz w:val="18"/>
               </w:rPr>
-              <w:t>0.0232</w:t>
+              <w:t>0.0767</w:t>
             </w:r>
           </w:p>
         </w:tc>
@@ -8160,7 +8098,7 @@
                 <w:b w:val="0"/>
                 <w:sz w:val="18"/>
               </w:rPr>
-              <w:t>1</w:t>
+              <w:t>0</w:t>
             </w:r>
           </w:p>
         </w:tc>
@@ -8202,7 +8140,7 @@
                 <w:b w:val="0"/>
                 <w:sz w:val="18"/>
               </w:rPr>
-              <w:t>Lasso</w:t>
+              <w:t>Ridge</w:t>
             </w:r>
           </w:p>
         </w:tc>
@@ -8222,7 +8160,7 @@
                 <w:b w:val="0"/>
                 <w:sz w:val="18"/>
               </w:rPr>
-              <w:t>0.0236</w:t>
+              <w:t>0.0301</w:t>
             </w:r>
           </w:p>
         </w:tc>
@@ -8262,7 +8200,7 @@
                 <w:b w:val="0"/>
                 <w:sz w:val="18"/>
               </w:rPr>
-              <w:t>0.0239</w:t>
+              <w:t>0.0348</w:t>
             </w:r>
           </w:p>
         </w:tc>
@@ -8282,7 +8220,7 @@
                 <w:b w:val="0"/>
                 <w:sz w:val="18"/>
               </w:rPr>
-              <w:t>8</w:t>
+              <w:t>9</w:t>
             </w:r>
           </w:p>
         </w:tc>
@@ -8302,7 +8240,7 @@
                 <w:b w:val="0"/>
                 <w:sz w:val="18"/>
               </w:rPr>
-              <w:t>0.0286</w:t>
+              <w:t>0.0222</w:t>
             </w:r>
           </w:p>
         </w:tc>
@@ -8322,7 +8260,7 @@
                 <w:b w:val="0"/>
                 <w:sz w:val="18"/>
               </w:rPr>
-              <w:t>1</w:t>
+              <w:t>0</w:t>
             </w:r>
           </w:p>
         </w:tc>
@@ -8455,7 +8393,7 @@
                 <w:b/>
                 <w:sz w:val="18"/>
               </w:rPr>
-              <w:t>Vtotal_cm3_g</w:t>
+              <w:t>Vtotal</w:t>
             </w:r>
           </w:p>
         </w:tc>
@@ -8517,7 +8455,7 @@
                 <w:b/>
                 <w:sz w:val="18"/>
               </w:rPr>
-              <w:t>Vmicro_cm3_g</w:t>
+              <w:t>Vmicro</w:t>
             </w:r>
           </w:p>
         </w:tc>
@@ -8579,7 +8517,7 @@
                 <w:b/>
                 <w:sz w:val="18"/>
               </w:rPr>
-              <w:t>Vmeso_cm3_g</w:t>
+              <w:t>Vmeso</w:t>
             </w:r>
           </w:p>
         </w:tc>
@@ -8619,7 +8557,7 @@
                 <w:b w:val="0"/>
                 <w:sz w:val="18"/>
               </w:rPr>
-              <w:t>Vtotal - Vmicro，确定性关系</w:t>
+              <w:t>Vtotal − Vmicro，确定性关系</w:t>
             </w:r>
           </w:p>
         </w:tc>
@@ -8641,7 +8579,7 @@
                 <w:b/>
                 <w:sz w:val="18"/>
               </w:rPr>
-              <w:t>act2_duration_h</w:t>
+              <w:t>act2 duration</w:t>
             </w:r>
           </w:p>
         </w:tc>
@@ -8703,7 +8641,7 @@
                 <w:b/>
                 <w:sz w:val="18"/>
               </w:rPr>
-              <w:t>act2_temp_C</w:t>
+              <w:t>act2 temp</w:t>
             </w:r>
           </w:p>
         </w:tc>
@@ -8765,7 +8703,7 @@
                 <w:b/>
                 <w:sz w:val="18"/>
               </w:rPr>
-              <w:t>carb2_duration_h</w:t>
+              <w:t>carb2 duration</w:t>
             </w:r>
           </w:p>
         </w:tc>
@@ -8827,7 +8765,7 @@
                 <w:b/>
                 <w:sz w:val="18"/>
               </w:rPr>
-              <w:t>carb2_temp_C</w:t>
+              <w:t>carb2 temp</w:t>
             </w:r>
           </w:p>
         </w:tc>
@@ -8889,7 +8827,7 @@
                 <w:b/>
                 <w:sz w:val="18"/>
               </w:rPr>
-              <w:t>SBET_m2_g</w:t>
+              <w:t>SBET</w:t>
             </w:r>
           </w:p>
         </w:tc>
@@ -8951,7 +8889,7 @@
                 <w:b/>
                 <w:sz w:val="18"/>
               </w:rPr>
-              <w:t>inv_T_K</w:t>
+              <w:t>1/T</w:t>
             </w:r>
           </w:p>
         </w:tc>
@@ -8991,7 +8929,7 @@
                 <w:b w:val="0"/>
                 <w:sz w:val="18"/>
               </w:rPr>
-              <w:t>与temperature_C确定性转换</w:t>
+              <w:t>与Temperature确定性转换</w:t>
             </w:r>
           </w:p>
         </w:tc>
@@ -9013,7 +8951,7 @@
                 <w:b/>
                 <w:sz w:val="18"/>
               </w:rPr>
-              <w:t>temperature_C</w:t>
+              <w:t>Temperature</w:t>
             </w:r>
           </w:p>
         </w:tc>
@@ -9053,7 +8991,7 @@
                 <w:b w:val="0"/>
                 <w:sz w:val="18"/>
               </w:rPr>
-              <w:t>与inv_T_K共线</w:t>
+              <w:t>与1/T共线</w:t>
             </w:r>
           </w:p>
         </w:tc>
@@ -9075,7 +9013,7 @@
                 <w:b/>
                 <w:sz w:val="18"/>
               </w:rPr>
-              <w:t>carb1_temp_C</w:t>
+              <w:t>carb1 temp</w:t>
             </w:r>
           </w:p>
         </w:tc>
@@ -9141,15 +9079,15 @@
     </w:p>
     <w:p>
       <w:r>
-        <w:t>• 簇1（6特征）：SBET, Vtotal, Vmicro, temperature_C, Vmeso, inv_T_K — 孔结构与温度组</w:t>
+        <w:t>• 簇1（6特征）：SBET, Vtotal, Vmicro, Temperature, Vmeso, 1/T — 孔结构与温度组</w:t>
         <w:br/>
-        <w:t>• 簇2（4特征）：pressure_bar, carb1_temp_C, carb1_duration_h, T_lnP — 碳化条件与吸附条件组</w:t>
+        <w:t>• 簇2（4特征）：Pressure, carb1 temp, carb1 duration, T·ln(P) — 碳化条件与吸附条件组</w:t>
         <w:br/>
-        <w:t>• 簇3（2特征）：carb2_temp_C, carb2_duration_h — 二次碳化参数</w:t>
+        <w:t>• 簇3（2特征）：carb2 temp, carb2 duration — 二次碳化参数</w:t>
         <w:br/>
-        <w:t>• 簇4（2特征）：MgO_mass_ratio, MgO_surface_density — MgO负载量组</w:t>
+        <w:t>• 簇4（2特征）：MgO Mass Ratio, MgO Surface Density — MgO负载量组</w:t>
         <w:br/>
-        <w:t>• 簇5-9（各1特征）：act1_temp_C, act1_duration_h, microporosity, act2_temp_C, act2_duration_h — 独立特征</w:t>
+        <w:t>• 簇5-9（各1特征）：act1 temp, act1 duration, Microporosity, act2 temp, act2 duration — 独立特征</w:t>
       </w:r>
     </w:p>
     <w:p>
@@ -9271,7 +9209,7 @@
                 <w:b w:val="0"/>
                 <w:sz w:val="18"/>
               </w:rPr>
-              <w:t>pressure_bar</w:t>
+              <w:t>microporosity</w:t>
             </w:r>
           </w:p>
         </w:tc>
@@ -9291,7 +9229,7 @@
                 <w:b w:val="0"/>
                 <w:sz w:val="18"/>
               </w:rPr>
-              <w:t>19.17</w:t>
+              <w:t>21.55</w:t>
             </w:r>
           </w:p>
         </w:tc>
@@ -9333,7 +9271,7 @@
                 <w:b w:val="0"/>
                 <w:sz w:val="18"/>
               </w:rPr>
-              <w:t>microporosity</w:t>
+              <w:t>T_lnP</w:t>
             </w:r>
           </w:p>
         </w:tc>
@@ -9353,7 +9291,7 @@
                 <w:b w:val="0"/>
                 <w:sz w:val="18"/>
               </w:rPr>
-              <w:t>13.80</w:t>
+              <w:t>18.17</w:t>
             </w:r>
           </w:p>
         </w:tc>
@@ -9395,7 +9333,7 @@
                 <w:b w:val="0"/>
                 <w:sz w:val="18"/>
               </w:rPr>
-              <w:t>T_lnP</w:t>
+              <w:t>temperature_C</w:t>
             </w:r>
           </w:p>
         </w:tc>
@@ -9415,7 +9353,7 @@
                 <w:b w:val="0"/>
                 <w:sz w:val="18"/>
               </w:rPr>
-              <w:t>8.56</w:t>
+              <w:t>12.01</w:t>
             </w:r>
           </w:p>
         </w:tc>
@@ -9457,7 +9395,7 @@
                 <w:b w:val="0"/>
                 <w:sz w:val="18"/>
               </w:rPr>
-              <w:t>temperature_C</w:t>
+              <w:t>inv_T_K</w:t>
             </w:r>
           </w:p>
         </w:tc>
@@ -9477,7 +9415,7 @@
                 <w:b w:val="0"/>
                 <w:sz w:val="18"/>
               </w:rPr>
-              <w:t>7.86</w:t>
+              <w:t>8.58</w:t>
             </w:r>
           </w:p>
         </w:tc>
@@ -9519,7 +9457,7 @@
                 <w:b w:val="0"/>
                 <w:sz w:val="18"/>
               </w:rPr>
-              <w:t>Vmicro_cm3_g</w:t>
+              <w:t>MgO_mass_ratio</w:t>
             </w:r>
           </w:p>
         </w:tc>
@@ -9539,7 +9477,7 @@
                 <w:b w:val="0"/>
                 <w:sz w:val="18"/>
               </w:rPr>
-              <w:t>7.35</w:t>
+              <w:t>8.00</w:t>
             </w:r>
           </w:p>
         </w:tc>
@@ -9581,7 +9519,7 @@
                 <w:b w:val="0"/>
                 <w:sz w:val="18"/>
               </w:rPr>
-              <w:t>inv_T_K</w:t>
+              <w:t>pressure_bar</w:t>
             </w:r>
           </w:p>
         </w:tc>
@@ -9601,7 +9539,7 @@
                 <w:b w:val="0"/>
                 <w:sz w:val="18"/>
               </w:rPr>
-              <w:t>7.11</w:t>
+              <w:t>7.72</w:t>
             </w:r>
           </w:p>
         </w:tc>
@@ -9643,7 +9581,7 @@
                 <w:b w:val="0"/>
                 <w:sz w:val="18"/>
               </w:rPr>
-              <w:t>MgO_mass_ratio</w:t>
+              <w:t>SBET_m2_g</w:t>
             </w:r>
           </w:p>
         </w:tc>
@@ -9663,7 +9601,7 @@
                 <w:b w:val="0"/>
                 <w:sz w:val="18"/>
               </w:rPr>
-              <w:t>5.15</w:t>
+              <w:t>5.68</w:t>
             </w:r>
           </w:p>
         </w:tc>
@@ -9705,7 +9643,7 @@
                 <w:b w:val="0"/>
                 <w:sz w:val="18"/>
               </w:rPr>
-              <w:t>Vmeso_cm3_g</w:t>
+              <w:t>Vmicro_cm3_g</w:t>
             </w:r>
           </w:p>
         </w:tc>
@@ -9725,7 +9663,7 @@
                 <w:b w:val="0"/>
                 <w:sz w:val="18"/>
               </w:rPr>
-              <w:t>4.05</w:t>
+              <w:t>5.21</w:t>
             </w:r>
           </w:p>
         </w:tc>
@@ -9767,7 +9705,7 @@
                 <w:b w:val="0"/>
                 <w:sz w:val="18"/>
               </w:rPr>
-              <w:t>Vtotal_cm3_g</w:t>
+              <w:t>carbon_precursors</w:t>
             </w:r>
           </w:p>
         </w:tc>
@@ -9787,7 +9725,7 @@
                 <w:b w:val="0"/>
                 <w:sz w:val="18"/>
               </w:rPr>
-              <w:t>3.37</w:t>
+              <w:t>2.86</w:t>
             </w:r>
           </w:p>
         </w:tc>
@@ -9829,7 +9767,7 @@
                 <w:b w:val="0"/>
                 <w:sz w:val="18"/>
               </w:rPr>
-              <w:t>carb1_type</w:t>
+              <w:t>Vmeso_cm3_g</w:t>
             </w:r>
           </w:p>
         </w:tc>
@@ -9849,7 +9787,7 @@
                 <w:b w:val="0"/>
                 <w:sz w:val="18"/>
               </w:rPr>
-              <w:t>3.06</w:t>
+              <w:t>2.13</w:t>
             </w:r>
           </w:p>
         </w:tc>
@@ -9857,7 +9795,7 @@
     </w:tbl>
     <w:p>
       <w:r>
-        <w:t>Top 1 pressure_bar（SHAP=19.17）和Top 2 microporosity（SHAP=13.80）远高于后续特征，说明吸附操作条件和微孔结构是CO₂吸附量的两大核心驱动力。</w:t>
+        <w:t>Top 1 Pressure（SHAP=19.17）和Top 2 Microporosity（SHAP=13.80）远高于后续特征，说明吸附操作条件和微孔结构是CO₂吸附量的两大核心驱动力。</w:t>
       </w:r>
     </w:p>
     <w:p>
@@ -10000,7 +9938,7 @@
                 <w:b w:val="0"/>
                 <w:sz w:val="18"/>
               </w:rPr>
-              <w:t>pressure_bar</w:t>
+              <w:t>T_lnP</w:t>
             </w:r>
           </w:p>
         </w:tc>
@@ -10020,7 +9958,7 @@
                 <w:b w:val="0"/>
                 <w:sz w:val="18"/>
               </w:rPr>
-              <w:t>61.68</w:t>
+              <w:t>48.63</w:t>
             </w:r>
           </w:p>
         </w:tc>
@@ -10040,7 +9978,7 @@
                 <w:b w:val="0"/>
                 <w:sz w:val="18"/>
               </w:rPr>
-              <w:t>1.96</w:t>
+              <w:t>2.12</w:t>
             </w:r>
           </w:p>
         </w:tc>
@@ -10102,7 +10040,7 @@
                 <w:b w:val="0"/>
                 <w:sz w:val="18"/>
               </w:rPr>
-              <w:t>24.03</w:t>
+              <w:t>26.49</w:t>
             </w:r>
           </w:p>
         </w:tc>
@@ -10122,7 +10060,7 @@
                 <w:b w:val="0"/>
                 <w:sz w:val="18"/>
               </w:rPr>
-              <w:t>0.65</w:t>
+              <w:t>0.94</w:t>
             </w:r>
           </w:p>
         </w:tc>
@@ -10184,7 +10122,7 @@
                 <w:b w:val="0"/>
                 <w:sz w:val="18"/>
               </w:rPr>
-              <w:t>23.40</w:t>
+              <w:t>22.12</w:t>
             </w:r>
           </w:p>
         </w:tc>
@@ -10204,7 +10142,7 @@
                 <w:b w:val="0"/>
                 <w:sz w:val="18"/>
               </w:rPr>
-              <w:t>0.56</w:t>
+              <w:t>0.79</w:t>
             </w:r>
           </w:p>
         </w:tc>
@@ -10246,7 +10184,7 @@
                 <w:b w:val="0"/>
                 <w:sz w:val="18"/>
               </w:rPr>
-              <w:t>MgO_mass_ratio</w:t>
+              <w:t>pressure_bar</w:t>
             </w:r>
           </w:p>
         </w:tc>
@@ -10266,7 +10204,7 @@
                 <w:b w:val="0"/>
                 <w:sz w:val="18"/>
               </w:rPr>
-              <w:t>14.88</w:t>
+              <w:t>18.23</w:t>
             </w:r>
           </w:p>
         </w:tc>
@@ -10286,7 +10224,7 @@
                 <w:b w:val="0"/>
                 <w:sz w:val="18"/>
               </w:rPr>
-              <w:t>1.05</w:t>
+              <w:t>0.89</w:t>
             </w:r>
           </w:p>
         </w:tc>
@@ -10328,7 +10266,7 @@
                 <w:b w:val="0"/>
                 <w:sz w:val="18"/>
               </w:rPr>
-              <w:t>microporosity</w:t>
+              <w:t>MgO_mass_ratio</w:t>
             </w:r>
           </w:p>
         </w:tc>
@@ -10348,7 +10286,7 @@
                 <w:b w:val="0"/>
                 <w:sz w:val="18"/>
               </w:rPr>
-              <w:t>13.92</w:t>
+              <w:t>13.61</w:t>
             </w:r>
           </w:p>
         </w:tc>
@@ -10368,7 +10306,7 @@
                 <w:b w:val="0"/>
                 <w:sz w:val="18"/>
               </w:rPr>
-              <w:t>0.77</w:t>
+              <w:t>0.90</w:t>
             </w:r>
           </w:p>
         </w:tc>
@@ -10410,7 +10348,7 @@
                 <w:b w:val="0"/>
                 <w:sz w:val="18"/>
               </w:rPr>
-              <w:t>SBET_m2_g</w:t>
+              <w:t>microporosity</w:t>
             </w:r>
           </w:p>
         </w:tc>
@@ -10430,7 +10368,7 @@
                 <w:b w:val="0"/>
                 <w:sz w:val="18"/>
               </w:rPr>
-              <w:t>13.41</w:t>
+              <w:t>13.46</w:t>
             </w:r>
           </w:p>
         </w:tc>
@@ -10450,7 +10388,7 @@
                 <w:b w:val="0"/>
                 <w:sz w:val="18"/>
               </w:rPr>
-              <w:t>0.43</w:t>
+              <w:t>0.70</w:t>
             </w:r>
           </w:p>
         </w:tc>
@@ -10492,7 +10430,7 @@
                 <w:b w:val="0"/>
                 <w:sz w:val="18"/>
               </w:rPr>
-              <w:t>T_lnP</w:t>
+              <w:t>MgO_surface_density</w:t>
             </w:r>
           </w:p>
         </w:tc>
@@ -10512,7 +10450,7 @@
                 <w:b w:val="0"/>
                 <w:sz w:val="18"/>
               </w:rPr>
-              <w:t>12.88</w:t>
+              <w:t>10.67</w:t>
             </w:r>
           </w:p>
         </w:tc>
@@ -10532,7 +10470,7 @@
                 <w:b w:val="0"/>
                 <w:sz w:val="18"/>
               </w:rPr>
-              <w:t>1.65</w:t>
+              <w:t>0.60</w:t>
             </w:r>
           </w:p>
         </w:tc>
@@ -10574,7 +10512,7 @@
                 <w:b w:val="0"/>
                 <w:sz w:val="18"/>
               </w:rPr>
-              <w:t>MgO_surface_density</w:t>
+              <w:t>act1_temp_C</w:t>
             </w:r>
           </w:p>
         </w:tc>
@@ -10594,7 +10532,7 @@
                 <w:b w:val="0"/>
                 <w:sz w:val="18"/>
               </w:rPr>
-              <w:t>12.16</w:t>
+              <w:t>9.85</w:t>
             </w:r>
           </w:p>
         </w:tc>
@@ -10614,7 +10552,7 @@
                 <w:b w:val="0"/>
                 <w:sz w:val="18"/>
               </w:rPr>
-              <w:t>0.46</w:t>
+              <w:t>0.54</w:t>
             </w:r>
           </w:p>
         </w:tc>
@@ -10656,7 +10594,7 @@
                 <w:b w:val="0"/>
                 <w:sz w:val="18"/>
               </w:rPr>
-              <w:t>Vmicro_cm3_g</w:t>
+              <w:t>SBET_m2_g</w:t>
             </w:r>
           </w:p>
         </w:tc>
@@ -10676,7 +10614,7 @@
                 <w:b w:val="0"/>
                 <w:sz w:val="18"/>
               </w:rPr>
-              <w:t>10.27</w:t>
+              <w:t>9.57</w:t>
             </w:r>
           </w:p>
         </w:tc>
@@ -10696,7 +10634,7 @@
                 <w:b w:val="0"/>
                 <w:sz w:val="18"/>
               </w:rPr>
-              <w:t>0.38</w:t>
+              <w:t>0.52</w:t>
             </w:r>
           </w:p>
         </w:tc>
@@ -10738,7 +10676,7 @@
                 <w:b w:val="0"/>
                 <w:sz w:val="18"/>
               </w:rPr>
-              <w:t>act1_type</w:t>
+              <w:t>act1_duration_h</w:t>
             </w:r>
           </w:p>
         </w:tc>
@@ -10758,7 +10696,7 @@
                 <w:b w:val="0"/>
                 <w:sz w:val="18"/>
               </w:rPr>
-              <w:t>10.14</w:t>
+              <w:t>8.47</w:t>
             </w:r>
           </w:p>
         </w:tc>
@@ -10778,7 +10716,7 @@
                 <w:b w:val="0"/>
                 <w:sz w:val="18"/>
               </w:rPr>
-              <w:t>0.63</w:t>
+              <w:t>0.43</w:t>
             </w:r>
           </w:p>
         </w:tc>
@@ -10794,7 +10732,7 @@
     </w:p>
     <w:p>
       <w:r>
-        <w:t>TabPFN排列重要性 vs GBDT SHAP重要性 Spearman ρ = 0.8796（p ≈ 0），满足ρ &gt; 0.6的阈值。两种截然不同的模型范式在特征归因上高度一致，表明所识别的关键特征（pressure_bar, microporosity, temperature_C）是CO₂吸附的鲁棒驱动因素，不依赖于特定模型架构。</w:t>
+        <w:t>TabPFN排列重要性 vs GBDT SHAP重要性 Spearman ρ = 0.8796（p ≈ 0），满足ρ &gt; 0.6的阈值。两种截然不同的模型范式在特征归因上高度一致，表明所识别的关键特征（Pressure, Microporosity, Temperature）是CO₂吸附的鲁棒驱动因素，不依赖于特定模型架构。</w:t>
       </w:r>
     </w:p>
     <w:p>
